--- a/wordpress-vitrine/modeles-contrat/statuts-sas/sortie/modele-statuts-sas-lumen-juris.docx
+++ b/wordpress-vitrine/modeles-contrat/statuts-sas/sortie/modele-statuts-sas-lumen-juris.docx
@@ -1993,7 +1993,7 @@
           <w:b w:val="0"/>
           <w:i w:val="0"/>
         </w:rPr>
-        <w:t>La collectivité des associés désigne un ou plusieurs commissaires aux comptes lorsque la loi l'impose, notamment lorsque la Société dépasse les seuils fixés par décret, ou lorsqu'elle le juge utile. Un ou plusieurs associés représentant au moins le dixième du capital peuvent demander en justice la désignation d'un commissaire aux comptes.</w:t>
+        <w:t>La collectivité des associés désigne un ou plusieurs commissaires aux comptes lorsque la loi l'impose, notamment lorsque la Société dépasse les seuils fixés par décret, ou lorsqu'elle le juge utile.</w:t>
       </w:r>
     </w:p>
     <w:p>
